--- a/Project_Report_AyushGuard.docx
+++ b/Project_Report_AyushGuard.docx
@@ -395,12 +395,12 @@
           <wp:inline distB="114300" distT="114300" distL="114300" distR="114300">
             <wp:extent cx="1647825" cy="2657475"/>
             <wp:effectExtent b="0" l="0" r="0" t="0"/>
-            <wp:docPr id="22" name="image16.png"/>
+            <wp:docPr id="22" name="image17.png"/>
             <a:graphic>
               <a:graphicData uri="http://schemas.openxmlformats.org/drawingml/2006/picture">
                 <pic:pic>
                   <pic:nvPicPr>
-                    <pic:cNvPr id="0" name="image16.png"/>
+                    <pic:cNvPr id="0" name="image17.png"/>
                     <pic:cNvPicPr preferRelativeResize="0"/>
                   </pic:nvPicPr>
                   <pic:blipFill>
@@ -730,7 +730,7 @@
         <w:widowControl w:val="1"/>
         <w:numPr>
           <w:ilvl w:val="0"/>
-          <w:numId w:val="5"/>
+          <w:numId w:val="4"/>
         </w:numPr>
         <w:pBdr>
           <w:top w:space="0" w:sz="0" w:val="nil"/>
@@ -778,7 +778,7 @@
         <w:widowControl w:val="1"/>
         <w:numPr>
           <w:ilvl w:val="0"/>
-          <w:numId w:val="5"/>
+          <w:numId w:val="4"/>
         </w:numPr>
         <w:pBdr>
           <w:top w:space="0" w:sz="0" w:val="nil"/>
@@ -826,7 +826,7 @@
         <w:widowControl w:val="1"/>
         <w:numPr>
           <w:ilvl w:val="0"/>
-          <w:numId w:val="5"/>
+          <w:numId w:val="4"/>
         </w:numPr>
         <w:pBdr>
           <w:top w:space="0" w:sz="0" w:val="nil"/>
@@ -874,7 +874,7 @@
         <w:widowControl w:val="1"/>
         <w:numPr>
           <w:ilvl w:val="0"/>
-          <w:numId w:val="5"/>
+          <w:numId w:val="4"/>
         </w:numPr>
         <w:pBdr>
           <w:top w:space="0" w:sz="0" w:val="nil"/>
@@ -922,7 +922,7 @@
         <w:widowControl w:val="1"/>
         <w:numPr>
           <w:ilvl w:val="0"/>
-          <w:numId w:val="5"/>
+          <w:numId w:val="4"/>
         </w:numPr>
         <w:pBdr>
           <w:top w:space="0" w:sz="0" w:val="nil"/>
@@ -1192,7 +1192,7 @@
       <w:pPr>
         <w:numPr>
           <w:ilvl w:val="1"/>
-          <w:numId w:val="7"/>
+          <w:numId w:val="6"/>
         </w:numPr>
         <w:spacing w:after="0" w:afterAutospacing="0" w:line="360" w:lineRule="auto"/>
         <w:ind w:left="1440" w:hanging="360"/>
@@ -1212,7 +1212,7 @@
       <w:pPr>
         <w:numPr>
           <w:ilvl w:val="1"/>
-          <w:numId w:val="7"/>
+          <w:numId w:val="6"/>
         </w:numPr>
         <w:spacing w:after="0" w:afterAutospacing="0" w:line="360" w:lineRule="auto"/>
         <w:ind w:left="1440" w:hanging="360"/>
@@ -1232,7 +1232,7 @@
       <w:pPr>
         <w:numPr>
           <w:ilvl w:val="1"/>
-          <w:numId w:val="7"/>
+          <w:numId w:val="6"/>
         </w:numPr>
         <w:spacing w:after="120" w:line="360" w:lineRule="auto"/>
         <w:ind w:left="1440" w:hanging="360"/>
@@ -1790,7 +1790,7 @@
       <w:pPr>
         <w:numPr>
           <w:ilvl w:val="0"/>
-          <w:numId w:val="5"/>
+          <w:numId w:val="4"/>
         </w:numPr>
         <w:spacing w:after="0" w:lineRule="auto"/>
         <w:ind w:left="360"/>
@@ -1824,7 +1824,7 @@
       <w:pPr>
         <w:numPr>
           <w:ilvl w:val="0"/>
-          <w:numId w:val="5"/>
+          <w:numId w:val="4"/>
         </w:numPr>
         <w:spacing w:after="0" w:lineRule="auto"/>
         <w:ind w:left="360"/>
@@ -1858,7 +1858,7 @@
       <w:pPr>
         <w:numPr>
           <w:ilvl w:val="0"/>
-          <w:numId w:val="5"/>
+          <w:numId w:val="4"/>
         </w:numPr>
         <w:spacing w:after="0" w:lineRule="auto"/>
         <w:ind w:left="360"/>
@@ -1892,7 +1892,7 @@
       <w:pPr>
         <w:numPr>
           <w:ilvl w:val="0"/>
-          <w:numId w:val="5"/>
+          <w:numId w:val="4"/>
         </w:numPr>
         <w:spacing w:after="0" w:lineRule="auto"/>
         <w:ind w:left="360"/>
@@ -1926,7 +1926,7 @@
       <w:pPr>
         <w:numPr>
           <w:ilvl w:val="0"/>
-          <w:numId w:val="5"/>
+          <w:numId w:val="4"/>
         </w:numPr>
         <w:ind w:left="360"/>
         <w:rPr>
@@ -1954,6 +1954,16 @@
         </w:rPr>
         <w:t xml:space="preserve"> Stores credentialing and license information for registered healthcare vendors.</w:t>
       </w:r>
+    </w:p>
+    <w:p>
+      <w:pPr>
+        <w:ind w:left="360" w:firstLine="0"/>
+        <w:rPr>
+          <w:rFonts w:ascii="Calibri" w:cs="Calibri" w:eastAsia="Calibri" w:hAnsi="Calibri"/>
+          <w:sz w:val="22"/>
+          <w:szCs w:val="22"/>
+        </w:rPr>
+      </w:pPr>
       <w:r>
         <w:rPr>
           <w:rtl w:val="0"/>
@@ -3598,12 +3608,12 @@
           <wp:inline distB="114300" distT="114300" distL="114300" distR="114300">
             <wp:extent cx="6380798" cy="5047497"/>
             <wp:effectExtent b="0" l="0" r="0" t="0"/>
-            <wp:docPr id="20" name="image22.png"/>
+            <wp:docPr id="20" name="image27.png"/>
             <a:graphic>
               <a:graphicData uri="http://schemas.openxmlformats.org/drawingml/2006/picture">
                 <pic:pic>
                   <pic:nvPicPr>
-                    <pic:cNvPr id="0" name="image22.png"/>
+                    <pic:cNvPr id="0" name="image27.png"/>
                     <pic:cNvPicPr preferRelativeResize="0"/>
                   </pic:nvPicPr>
                   <pic:blipFill>
@@ -3672,12 +3682,12 @@
           <wp:inline distB="114300" distT="114300" distL="114300" distR="114300">
             <wp:extent cx="6249418" cy="5999797"/>
             <wp:effectExtent b="0" l="0" r="0" t="0"/>
-            <wp:docPr id="19" name="image27.png"/>
+            <wp:docPr id="19" name="image28.png"/>
             <a:graphic>
               <a:graphicData uri="http://schemas.openxmlformats.org/drawingml/2006/picture">
                 <pic:pic>
                   <pic:nvPicPr>
-                    <pic:cNvPr id="0" name="image27.png"/>
+                    <pic:cNvPr id="0" name="image28.png"/>
                     <pic:cNvPicPr preferRelativeResize="0"/>
                   </pic:nvPicPr>
                   <pic:blipFill>
@@ -4107,7 +4117,7 @@
       <w:pPr>
         <w:numPr>
           <w:ilvl w:val="0"/>
-          <w:numId w:val="4"/>
+          <w:numId w:val="3"/>
         </w:numPr>
         <w:spacing w:after="0" w:lineRule="auto"/>
         <w:ind w:left="360"/>
@@ -4131,7 +4141,7 @@
       <w:pPr>
         <w:numPr>
           <w:ilvl w:val="0"/>
-          <w:numId w:val="4"/>
+          <w:numId w:val="3"/>
         </w:numPr>
         <w:spacing w:after="0" w:lineRule="auto"/>
         <w:ind w:left="360"/>
@@ -4155,7 +4165,7 @@
       <w:pPr>
         <w:numPr>
           <w:ilvl w:val="0"/>
-          <w:numId w:val="4"/>
+          <w:numId w:val="3"/>
         </w:numPr>
         <w:spacing w:after="0" w:lineRule="auto"/>
         <w:ind w:left="360"/>
@@ -4179,7 +4189,7 @@
       <w:pPr>
         <w:numPr>
           <w:ilvl w:val="0"/>
-          <w:numId w:val="4"/>
+          <w:numId w:val="3"/>
         </w:numPr>
         <w:spacing w:after="0" w:lineRule="auto"/>
         <w:ind w:left="360"/>
@@ -4203,7 +4213,7 @@
       <w:pPr>
         <w:numPr>
           <w:ilvl w:val="0"/>
-          <w:numId w:val="4"/>
+          <w:numId w:val="3"/>
         </w:numPr>
         <w:spacing w:after="0" w:lineRule="auto"/>
         <w:ind w:left="360"/>
@@ -4227,7 +4237,7 @@
       <w:pPr>
         <w:numPr>
           <w:ilvl w:val="0"/>
-          <w:numId w:val="4"/>
+          <w:numId w:val="3"/>
         </w:numPr>
         <w:spacing w:after="0" w:lineRule="auto"/>
         <w:ind w:left="360"/>
@@ -4251,7 +4261,7 @@
       <w:pPr>
         <w:numPr>
           <w:ilvl w:val="0"/>
-          <w:numId w:val="4"/>
+          <w:numId w:val="3"/>
         </w:numPr>
         <w:spacing w:after="0" w:lineRule="auto"/>
         <w:ind w:left="360"/>
@@ -4287,12 +4297,12 @@
           <wp:inline distB="114300" distT="114300" distL="114300" distR="114300">
             <wp:extent cx="5667863" cy="4052257"/>
             <wp:effectExtent b="0" l="0" r="0" t="0"/>
-            <wp:docPr id="6" name="image6.png"/>
+            <wp:docPr id="6" name="image4.png"/>
             <a:graphic>
               <a:graphicData uri="http://schemas.openxmlformats.org/drawingml/2006/picture">
                 <pic:pic>
                   <pic:nvPicPr>
-                    <pic:cNvPr id="0" name="image6.png"/>
+                    <pic:cNvPr id="0" name="image4.png"/>
                     <pic:cNvPicPr preferRelativeResize="0"/>
                   </pic:nvPicPr>
                   <pic:blipFill>
@@ -4334,12 +4344,12 @@
           <wp:inline distB="114300" distT="114300" distL="114300" distR="114300">
             <wp:extent cx="6678000" cy="2832100"/>
             <wp:effectExtent b="0" l="0" r="0" t="0"/>
-            <wp:docPr id="12" name="image8.png"/>
+            <wp:docPr id="12" name="image7.png"/>
             <a:graphic>
               <a:graphicData uri="http://schemas.openxmlformats.org/drawingml/2006/picture">
                 <pic:pic>
                   <pic:nvPicPr>
-                    <pic:cNvPr id="0" name="image8.png"/>
+                    <pic:cNvPr id="0" name="image7.png"/>
                     <pic:cNvPicPr preferRelativeResize="0"/>
                   </pic:nvPicPr>
                   <pic:blipFill>
@@ -4385,12 +4395,12 @@
           <wp:inline distB="114300" distT="114300" distL="114300" distR="114300">
             <wp:extent cx="6895613" cy="2800350"/>
             <wp:effectExtent b="0" l="0" r="0" t="0"/>
-            <wp:docPr id="28" name="image28.png"/>
+            <wp:docPr id="28" name="image22.png"/>
             <a:graphic>
               <a:graphicData uri="http://schemas.openxmlformats.org/drawingml/2006/picture">
                 <pic:pic>
                   <pic:nvPicPr>
-                    <pic:cNvPr id="0" name="image28.png"/>
+                    <pic:cNvPr id="0" name="image22.png"/>
                     <pic:cNvPicPr preferRelativeResize="0"/>
                   </pic:nvPicPr>
                   <pic:blipFill>
@@ -4594,7 +4604,7 @@
         <w:widowControl w:val="1"/>
         <w:numPr>
           <w:ilvl w:val="0"/>
-          <w:numId w:val="6"/>
+          <w:numId w:val="5"/>
         </w:numPr>
         <w:pBdr>
           <w:top w:space="0" w:sz="0" w:val="nil"/>
@@ -4642,7 +4652,7 @@
         <w:widowControl w:val="1"/>
         <w:numPr>
           <w:ilvl w:val="0"/>
-          <w:numId w:val="6"/>
+          <w:numId w:val="5"/>
         </w:numPr>
         <w:pBdr>
           <w:top w:space="0" w:sz="0" w:val="nil"/>
@@ -4690,7 +4700,7 @@
         <w:widowControl w:val="1"/>
         <w:numPr>
           <w:ilvl w:val="0"/>
-          <w:numId w:val="6"/>
+          <w:numId w:val="5"/>
         </w:numPr>
         <w:pBdr>
           <w:top w:space="0" w:sz="0" w:val="nil"/>
@@ -4738,7 +4748,7 @@
         <w:widowControl w:val="1"/>
         <w:numPr>
           <w:ilvl w:val="0"/>
-          <w:numId w:val="6"/>
+          <w:numId w:val="5"/>
         </w:numPr>
         <w:pBdr>
           <w:top w:space="0" w:sz="0" w:val="nil"/>
@@ -4786,7 +4796,7 @@
         <w:widowControl w:val="1"/>
         <w:numPr>
           <w:ilvl w:val="0"/>
-          <w:numId w:val="6"/>
+          <w:numId w:val="5"/>
         </w:numPr>
         <w:pBdr>
           <w:top w:space="0" w:sz="0" w:val="nil"/>
@@ -4834,7 +4844,7 @@
         <w:widowControl w:val="1"/>
         <w:numPr>
           <w:ilvl w:val="0"/>
-          <w:numId w:val="6"/>
+          <w:numId w:val="5"/>
         </w:numPr>
         <w:pBdr>
           <w:top w:space="0" w:sz="0" w:val="nil"/>
@@ -4916,12 +4926,12 @@
           <wp:inline distB="114300" distT="114300" distL="114300" distR="114300">
             <wp:extent cx="5128241" cy="8228647"/>
             <wp:effectExtent b="0" l="0" r="0" t="0"/>
-            <wp:docPr id="4" name="image15.png"/>
+            <wp:docPr id="4" name="image6.png"/>
             <a:graphic>
               <a:graphicData uri="http://schemas.openxmlformats.org/drawingml/2006/picture">
                 <pic:pic>
                   <pic:nvPicPr>
-                    <pic:cNvPr id="0" name="image15.png"/>
+                    <pic:cNvPr id="0" name="image6.png"/>
                     <pic:cNvPicPr preferRelativeResize="0"/>
                   </pic:nvPicPr>
                   <pic:blipFill>
@@ -5128,12 +5138,12 @@
           <wp:inline distB="114300" distT="114300" distL="114300" distR="114300">
             <wp:extent cx="5685473" cy="5150178"/>
             <wp:effectExtent b="0" l="0" r="0" t="0"/>
-            <wp:docPr id="2" name="image19.png"/>
+            <wp:docPr id="2" name="image12.png"/>
             <a:graphic>
               <a:graphicData uri="http://schemas.openxmlformats.org/drawingml/2006/picture">
                 <pic:pic>
                   <pic:nvPicPr>
-                    <pic:cNvPr id="0" name="image19.png"/>
+                    <pic:cNvPr id="0" name="image12.png"/>
                     <pic:cNvPicPr preferRelativeResize="0"/>
                   </pic:nvPicPr>
                   <pic:blipFill>
@@ -5221,12 +5231,12 @@
           <wp:inline distB="114300" distT="114300" distL="114300" distR="114300">
             <wp:extent cx="4351973" cy="3626644"/>
             <wp:effectExtent b="0" l="0" r="0" t="0"/>
-            <wp:docPr id="3" name="image18.png"/>
+            <wp:docPr id="3" name="image19.png"/>
             <a:graphic>
               <a:graphicData uri="http://schemas.openxmlformats.org/drawingml/2006/picture">
                 <pic:pic>
                   <pic:nvPicPr>
-                    <pic:cNvPr id="0" name="image18.png"/>
+                    <pic:cNvPr id="0" name="image19.png"/>
                     <pic:cNvPicPr preferRelativeResize="0"/>
                   </pic:nvPicPr>
                   <pic:blipFill>
@@ -5347,12 +5357,12 @@
           <wp:inline distB="114300" distT="114300" distL="114300" distR="114300">
             <wp:extent cx="6675120" cy="6324600"/>
             <wp:effectExtent b="0" l="0" r="0" t="0"/>
-            <wp:docPr id="10" name="image12.png"/>
+            <wp:docPr id="10" name="image8.png"/>
             <a:graphic>
               <a:graphicData uri="http://schemas.openxmlformats.org/drawingml/2006/picture">
                 <pic:pic>
                   <pic:nvPicPr>
-                    <pic:cNvPr id="0" name="image12.png"/>
+                    <pic:cNvPr id="0" name="image8.png"/>
                     <pic:cNvPicPr preferRelativeResize="0"/>
                   </pic:nvPicPr>
                   <pic:blipFill>
@@ -5394,12 +5404,12 @@
           <wp:inline distB="114300" distT="114300" distL="114300" distR="114300">
             <wp:extent cx="6675120" cy="6324600"/>
             <wp:effectExtent b="0" l="0" r="0" t="0"/>
-            <wp:docPr id="14" name="image11.png"/>
+            <wp:docPr id="14" name="image13.png"/>
             <a:graphic>
               <a:graphicData uri="http://schemas.openxmlformats.org/drawingml/2006/picture">
                 <pic:pic>
                   <pic:nvPicPr>
-                    <pic:cNvPr id="0" name="image11.png"/>
+                    <pic:cNvPr id="0" name="image13.png"/>
                     <pic:cNvPicPr preferRelativeResize="0"/>
                   </pic:nvPicPr>
                   <pic:blipFill>
@@ -5544,12 +5554,12 @@
           <wp:inline distB="114300" distT="114300" distL="114300" distR="114300">
             <wp:extent cx="5685473" cy="3674064"/>
             <wp:effectExtent b="0" l="0" r="0" t="0"/>
-            <wp:docPr id="15" name="image10.png"/>
+            <wp:docPr id="15" name="image11.png"/>
             <a:graphic>
               <a:graphicData uri="http://schemas.openxmlformats.org/drawingml/2006/picture">
                 <pic:pic>
                   <pic:nvPicPr>
-                    <pic:cNvPr id="0" name="image10.png"/>
+                    <pic:cNvPr id="0" name="image11.png"/>
                     <pic:cNvPicPr preferRelativeResize="0"/>
                   </pic:nvPicPr>
                   <pic:blipFill>
@@ -5729,12 +5739,12 @@
           <wp:inline distB="114300" distT="114300" distL="114300" distR="114300">
             <wp:extent cx="6675120" cy="3378200"/>
             <wp:effectExtent b="0" l="0" r="0" t="0"/>
-            <wp:docPr id="13" name="image14.png"/>
+            <wp:docPr id="13" name="image16.png"/>
             <a:graphic>
               <a:graphicData uri="http://schemas.openxmlformats.org/drawingml/2006/picture">
                 <pic:pic>
                   <pic:nvPicPr>
-                    <pic:cNvPr id="0" name="image14.png"/>
+                    <pic:cNvPr id="0" name="image16.png"/>
                     <pic:cNvPicPr preferRelativeResize="0"/>
                   </pic:nvPicPr>
                   <pic:blipFill>
@@ -5926,12 +5936,12 @@
           <wp:inline distB="114300" distT="114300" distL="114300" distR="114300">
             <wp:extent cx="6678000" cy="2209800"/>
             <wp:effectExtent b="0" l="0" r="0" t="0"/>
-            <wp:docPr id="11" name="image13.png"/>
+            <wp:docPr id="11" name="image9.png"/>
             <a:graphic>
               <a:graphicData uri="http://schemas.openxmlformats.org/drawingml/2006/picture">
                 <pic:pic>
                   <pic:nvPicPr>
-                    <pic:cNvPr id="0" name="image13.png"/>
+                    <pic:cNvPr id="0" name="image9.png"/>
                     <pic:cNvPicPr preferRelativeResize="0"/>
                   </pic:nvPicPr>
                   <pic:blipFill>
@@ -5997,12 +6007,12 @@
           <wp:inline distB="114300" distT="114300" distL="114300" distR="114300">
             <wp:extent cx="6677025" cy="923453"/>
             <wp:effectExtent b="0" l="0" r="0" t="0"/>
-            <wp:docPr id="8" name="image4.png"/>
+            <wp:docPr id="8" name="image5.png"/>
             <a:graphic>
               <a:graphicData uri="http://schemas.openxmlformats.org/drawingml/2006/picture">
                 <pic:pic>
                   <pic:nvPicPr>
-                    <pic:cNvPr id="0" name="image4.png"/>
+                    <pic:cNvPr id="0" name="image5.png"/>
                     <pic:cNvPicPr preferRelativeResize="0"/>
                   </pic:nvPicPr>
                   <pic:blipFill>
@@ -6154,12 +6164,12 @@
           <wp:inline distB="114300" distT="114300" distL="114300" distR="114300">
             <wp:extent cx="5715488" cy="1043627"/>
             <wp:effectExtent b="0" l="0" r="0" t="0"/>
-            <wp:docPr id="7" name="image2.png"/>
+            <wp:docPr id="7" name="image1.png"/>
             <a:graphic>
               <a:graphicData uri="http://schemas.openxmlformats.org/drawingml/2006/picture">
                 <pic:pic>
                   <pic:nvPicPr>
-                    <pic:cNvPr id="0" name="image2.png"/>
+                    <pic:cNvPr id="0" name="image1.png"/>
                     <pic:cNvPicPr preferRelativeResize="0"/>
                   </pic:nvPicPr>
                   <pic:blipFill>
@@ -6314,30 +6324,25 @@
         <w:spacing w:after="120" w:line="360" w:lineRule="auto"/>
         <w:ind w:left="0" w:firstLine="0"/>
         <w:jc w:val="both"/>
+        <w:rPr/>
+      </w:pPr>
+      <w:r>
         <w:rPr>
           <w:b w:val="1"/>
           <w:bCs w:val="1"/>
           <w:sz w:val="28"/>
           <w:szCs w:val="28"/>
         </w:rPr>
-      </w:pPr>
-      <w:r>
-        <w:rPr>
-          <w:b w:val="1"/>
-          <w:bCs w:val="1"/>
-          <w:sz w:val="28"/>
-          <w:szCs w:val="28"/>
-        </w:rPr>
         <w:drawing>
           <wp:inline distB="114300" distT="114300" distL="114300" distR="114300">
             <wp:extent cx="5182088" cy="6346282"/>
             <wp:effectExtent b="0" l="0" r="0" t="0"/>
-            <wp:docPr id="16" name="image5.png"/>
+            <wp:docPr id="16" name="image14.png"/>
             <a:graphic>
               <a:graphicData uri="http://schemas.openxmlformats.org/drawingml/2006/picture">
                 <pic:pic>
                   <pic:nvPicPr>
-                    <pic:cNvPr id="0" name="image5.png"/>
+                    <pic:cNvPr id="0" name="image14.png"/>
                     <pic:cNvPicPr preferRelativeResize="0"/>
                   </pic:nvPicPr>
                   <pic:blipFill>
@@ -6369,177 +6374,6 @@
     </w:p>
     <w:p>
       <w:pPr>
-        <w:pStyle w:val="Heading2"/>
-        <w:spacing w:after="120" w:line="240" w:lineRule="auto"/>
-        <w:jc w:val="left"/>
-        <w:rPr>
-          <w:rFonts w:ascii="Times New Roman" w:cs="Times New Roman" w:eastAsia="Times New Roman" w:hAnsi="Times New Roman"/>
-          <w:b w:val="1"/>
-          <w:bCs w:val="1"/>
-          <w:i w:val="0"/>
-          <w:iCs w:val="0"/>
-          <w:sz w:val="26"/>
-          <w:szCs w:val="26"/>
-        </w:rPr>
-      </w:pPr>
-      <w:r>
-        <w:rPr>
-          <w:rFonts w:ascii="Times New Roman" w:cs="Times New Roman" w:eastAsia="Times New Roman" w:hAnsi="Times New Roman"/>
-          <w:b w:val="1"/>
-          <w:bCs w:val="1"/>
-          <w:i w:val="0"/>
-          <w:iCs w:val="0"/>
-          <w:sz w:val="26"/>
-          <w:szCs w:val="26"/>
-          <w:rtl w:val="0"/>
-        </w:rPr>
-        <w:t xml:space="preserve">10.4 Data Normalization:-</w:t>
-      </w:r>
-    </w:p>
-    <w:p>
-      <w:pPr>
-        <w:numPr>
-          <w:ilvl w:val="0"/>
-          <w:numId w:val="3"/>
-        </w:numPr>
-        <w:spacing w:after="0" w:afterAutospacing="0" w:before="300" w:line="276" w:lineRule="auto"/>
-        <w:ind w:left="720" w:hanging="360"/>
-        <w:rPr/>
-      </w:pPr>
-      <w:r>
-        <w:rPr>
-          <w:b w:val="1"/>
-          <w:bCs w:val="1"/>
-          <w:rtl w:val="0"/>
-        </w:rPr>
-        <w:t xml:space="preserve">Implementation:</w:t>
-      </w:r>
-      <w:r>
-        <w:rPr>
-          <w:rtl w:val="0"/>
-        </w:rPr>
-        <w:t xml:space="preserve"> A two-step text processing pipeline to bridge human error and strict database logic.</w:t>
-      </w:r>
-    </w:p>
-    <w:p>
-      <w:pPr>
-        <w:numPr>
-          <w:ilvl w:val="0"/>
-          <w:numId w:val="3"/>
-        </w:numPr>
-        <w:spacing w:after="0" w:afterAutospacing="0" w:before="0" w:beforeAutospacing="0" w:line="276" w:lineRule="auto"/>
-        <w:ind w:left="720" w:hanging="360"/>
-        <w:rPr/>
-      </w:pPr>
-      <w:r>
-        <w:rPr>
-          <w:b w:val="1"/>
-          <w:bCs w:val="1"/>
-          <w:rtl w:val="0"/>
-        </w:rPr>
-        <w:t xml:space="preserve"> Rationale:</w:t>
-      </w:r>
-      <w:r>
-        <w:rPr>
-          <w:rtl w:val="0"/>
-        </w:rPr>
-        <w:t xml:space="preserve"> Pharmacists input highly unstructured text (e.g., "Tab Dolo 650mg"). Standard database queries fail against this noise.</w:t>
-      </w:r>
-    </w:p>
-    <w:p>
-      <w:pPr>
-        <w:numPr>
-          <w:ilvl w:val="1"/>
-          <w:numId w:val="3"/>
-        </w:numPr>
-        <w:spacing w:after="0" w:afterAutospacing="0" w:before="0" w:beforeAutospacing="0" w:line="276" w:lineRule="auto"/>
-        <w:ind w:left="1440" w:hanging="360"/>
-        <w:rPr/>
-      </w:pPr>
-      <w:r>
-        <w:rPr>
-          <w:b w:val="1"/>
-          <w:bCs w:val="1"/>
-          <w:rtl w:val="0"/>
-        </w:rPr>
-        <w:t xml:space="preserve">Entity Extraction:</w:t>
-      </w:r>
-      <w:r>
-        <w:rPr>
-          <w:rtl w:val="0"/>
-        </w:rPr>
-        <w:t xml:space="preserve"> We utilize </w:t>
-      </w:r>
-      <w:r>
-        <w:rPr>
-          <w:b w:val="1"/>
-          <w:bCs w:val="1"/>
-          <w:rtl w:val="0"/>
-        </w:rPr>
-        <w:t xml:space="preserve">SciSpacy</w:t>
-      </w:r>
-      <w:r>
-        <w:rPr>
-          <w:rtl w:val="0"/>
-        </w:rPr>
-        <w:t xml:space="preserve"> (a specialized biomedical Named Entity Recognition model) to analyze the context of the input and strip away packaging and dosage strings, isolating the core chemical entity.</w:t>
-      </w:r>
-    </w:p>
-    <w:p>
-      <w:pPr>
-        <w:numPr>
-          <w:ilvl w:val="1"/>
-          <w:numId w:val="3"/>
-        </w:numPr>
-        <w:spacing w:after="300" w:before="0" w:beforeAutospacing="0" w:line="276" w:lineRule="auto"/>
-        <w:ind w:left="1440" w:hanging="360"/>
-        <w:rPr/>
-      </w:pPr>
-      <w:r>
-        <w:rPr>
-          <w:b w:val="1"/>
-          <w:bCs w:val="1"/>
-          <w:rtl w:val="0"/>
-        </w:rPr>
-        <w:t xml:space="preserve">Typo Tolerance:</w:t>
-      </w:r>
-      <w:r>
-        <w:rPr>
-          <w:rtl w:val="0"/>
-        </w:rPr>
-        <w:t xml:space="preserve"> The extracted entity is then processed by </w:t>
-      </w:r>
-      <w:r>
-        <w:rPr>
-          <w:b w:val="1"/>
-          <w:bCs w:val="1"/>
-          <w:rtl w:val="0"/>
-        </w:rPr>
-        <w:t xml:space="preserve">FuzzyWuzzy</w:t>
-      </w:r>
-      <w:r>
-        <w:rPr>
-          <w:rtl w:val="0"/>
-        </w:rPr>
-        <w:t xml:space="preserve">, which calculates the </w:t>
-      </w:r>
-      <w:r>
-        <w:rPr>
-          <w:b w:val="1"/>
-          <w:bCs w:val="1"/>
-          <w:rtl w:val="0"/>
-        </w:rPr>
-        <w:t xml:space="preserve">Levenshtein Distance</w:t>
-      </w:r>
-      <w:r>
-        <w:rPr>
-          <w:rtl w:val="0"/>
-        </w:rPr>
-        <w:t xml:space="preserve"> between the user's input and our database index. This programmatic typo-correction ensures that a misspelled brand name still snaps to the correct database primary key, preventing false-negative safety checks.</w:t>
-      </w:r>
-    </w:p>
-    <w:p>
-      <w:pPr>
         <w:pStyle w:val="Heading1"/>
         <w:spacing w:after="120" w:line="240" w:lineRule="auto"/>
         <w:rPr/>
@@ -6646,12 +6480,12 @@
             <wp:extent cx="3469317" cy="1573082"/>
             <wp:effectExtent b="0" l="0" r="0" t="0"/>
             <wp:wrapSquare wrapText="bothSides" distB="114300" distT="114300" distL="114300" distR="114300"/>
-            <wp:docPr id="17" name="image9.png"/>
+            <wp:docPr id="17" name="image15.png"/>
             <a:graphic>
               <a:graphicData uri="http://schemas.openxmlformats.org/drawingml/2006/picture">
                 <pic:pic>
                   <pic:nvPicPr>
-                    <pic:cNvPr id="0" name="image9.png"/>
+                    <pic:cNvPr id="0" name="image15.png"/>
                     <pic:cNvPicPr preferRelativeResize="0"/>
                   </pic:nvPicPr>
                   <pic:blipFill>
@@ -6702,12 +6536,12 @@
           <wp:inline distB="114300" distT="114300" distL="114300" distR="114300">
             <wp:extent cx="2837498" cy="1006022"/>
             <wp:effectExtent b="0" l="0" r="0" t="0"/>
-            <wp:docPr id="5" name="image1.png"/>
+            <wp:docPr id="5" name="image3.png"/>
             <a:graphic>
               <a:graphicData uri="http://schemas.openxmlformats.org/drawingml/2006/picture">
                 <pic:pic>
                   <pic:nvPicPr>
-                    <pic:cNvPr id="0" name="image1.png"/>
+                    <pic:cNvPr id="0" name="image3.png"/>
                     <pic:cNvPicPr preferRelativeResize="0"/>
                   </pic:nvPicPr>
                   <pic:blipFill>
@@ -6822,12 +6656,12 @@
           <wp:inline distB="114300" distT="114300" distL="114300" distR="114300">
             <wp:extent cx="6675120" cy="1790700"/>
             <wp:effectExtent b="0" l="0" r="0" t="0"/>
-            <wp:docPr id="1" name="image3.png"/>
+            <wp:docPr id="1" name="image2.png"/>
             <a:graphic>
               <a:graphicData uri="http://schemas.openxmlformats.org/drawingml/2006/picture">
                 <pic:pic>
                   <pic:nvPicPr>
-                    <pic:cNvPr id="0" name="image3.png"/>
+                    <pic:cNvPr id="0" name="image2.png"/>
                     <pic:cNvPicPr preferRelativeResize="0"/>
                   </pic:nvPicPr>
                   <pic:blipFill>
@@ -6893,12 +6727,12 @@
           <wp:inline distB="114300" distT="114300" distL="114300" distR="114300">
             <wp:extent cx="6678000" cy="2451100"/>
             <wp:effectExtent b="0" l="0" r="0" t="0"/>
-            <wp:docPr id="9" name="image17.png"/>
+            <wp:docPr id="9" name="image18.png"/>
             <a:graphic>
               <a:graphicData uri="http://schemas.openxmlformats.org/drawingml/2006/picture">
                 <pic:pic>
                   <pic:nvPicPr>
-                    <pic:cNvPr id="0" name="image17.png"/>
+                    <pic:cNvPr id="0" name="image18.png"/>
                     <pic:cNvPicPr preferRelativeResize="0"/>
                   </pic:nvPicPr>
                   <pic:blipFill>
@@ -6970,12 +6804,12 @@
           <wp:inline distB="114300" distT="114300" distL="114300" distR="114300">
             <wp:extent cx="6675120" cy="2527300"/>
             <wp:effectExtent b="0" l="0" r="0" t="0"/>
-            <wp:docPr id="18" name="image7.png"/>
+            <wp:docPr id="18" name="image10.png"/>
             <a:graphic>
               <a:graphicData uri="http://schemas.openxmlformats.org/drawingml/2006/picture">
                 <pic:pic>
                   <pic:nvPicPr>
-                    <pic:cNvPr id="0" name="image7.png"/>
+                    <pic:cNvPr id="0" name="image10.png"/>
                     <pic:cNvPicPr preferRelativeResize="0"/>
                   </pic:nvPicPr>
                   <pic:blipFill>
@@ -7039,7 +6873,7 @@
         <w:widowControl w:val="1"/>
         <w:numPr>
           <w:ilvl w:val="0"/>
-          <w:numId w:val="5"/>
+          <w:numId w:val="4"/>
         </w:numPr>
         <w:pBdr>
           <w:top w:space="0" w:sz="0" w:val="nil"/>
@@ -7087,7 +6921,7 @@
         <w:widowControl w:val="1"/>
         <w:numPr>
           <w:ilvl w:val="0"/>
-          <w:numId w:val="5"/>
+          <w:numId w:val="4"/>
         </w:numPr>
         <w:pBdr>
           <w:top w:space="0" w:sz="0" w:val="nil"/>
@@ -7135,7 +6969,7 @@
         <w:widowControl w:val="1"/>
         <w:numPr>
           <w:ilvl w:val="0"/>
-          <w:numId w:val="5"/>
+          <w:numId w:val="4"/>
         </w:numPr>
         <w:pBdr>
           <w:top w:space="0" w:sz="0" w:val="nil"/>
@@ -7183,7 +7017,7 @@
         <w:widowControl w:val="1"/>
         <w:numPr>
           <w:ilvl w:val="0"/>
-          <w:numId w:val="5"/>
+          <w:numId w:val="4"/>
         </w:numPr>
         <w:pBdr>
           <w:top w:space="0" w:sz="0" w:val="nil"/>
@@ -7231,7 +7065,7 @@
         <w:widowControl w:val="1"/>
         <w:numPr>
           <w:ilvl w:val="0"/>
-          <w:numId w:val="5"/>
+          <w:numId w:val="4"/>
         </w:numPr>
         <w:pBdr>
           <w:top w:space="0" w:sz="0" w:val="nil"/>
@@ -7309,7 +7143,7 @@
       <w:pPr>
         <w:numPr>
           <w:ilvl w:val="0"/>
-          <w:numId w:val="5"/>
+          <w:numId w:val="4"/>
         </w:numPr>
         <w:spacing w:after="0" w:lineRule="auto"/>
         <w:ind w:left="360"/>
@@ -7343,7 +7177,7 @@
       <w:pPr>
         <w:numPr>
           <w:ilvl w:val="0"/>
-          <w:numId w:val="5"/>
+          <w:numId w:val="4"/>
         </w:numPr>
         <w:spacing w:after="0" w:lineRule="auto"/>
         <w:ind w:left="360"/>
@@ -7377,7 +7211,7 @@
       <w:pPr>
         <w:numPr>
           <w:ilvl w:val="0"/>
-          <w:numId w:val="5"/>
+          <w:numId w:val="4"/>
         </w:numPr>
         <w:spacing w:after="0" w:lineRule="auto"/>
         <w:ind w:left="360"/>
@@ -7411,7 +7245,7 @@
       <w:pPr>
         <w:numPr>
           <w:ilvl w:val="0"/>
-          <w:numId w:val="5"/>
+          <w:numId w:val="4"/>
         </w:numPr>
         <w:spacing w:after="0" w:lineRule="auto"/>
         <w:ind w:left="360"/>
@@ -7445,7 +7279,7 @@
       <w:pPr>
         <w:numPr>
           <w:ilvl w:val="0"/>
-          <w:numId w:val="5"/>
+          <w:numId w:val="4"/>
         </w:numPr>
         <w:ind w:left="360"/>
         <w:rPr>
@@ -7524,7 +7358,7 @@
       <w:pPr>
         <w:numPr>
           <w:ilvl w:val="0"/>
-          <w:numId w:val="5"/>
+          <w:numId w:val="4"/>
         </w:numPr>
         <w:spacing w:after="0" w:lineRule="auto"/>
         <w:ind w:left="360"/>
@@ -7554,7 +7388,7 @@
       <w:pPr>
         <w:numPr>
           <w:ilvl w:val="0"/>
-          <w:numId w:val="5"/>
+          <w:numId w:val="4"/>
         </w:numPr>
         <w:spacing w:after="0" w:lineRule="auto"/>
         <w:ind w:left="360"/>
@@ -7579,7 +7413,7 @@
       <w:pPr>
         <w:numPr>
           <w:ilvl w:val="0"/>
-          <w:numId w:val="5"/>
+          <w:numId w:val="4"/>
         </w:numPr>
         <w:spacing w:after="0" w:lineRule="auto"/>
         <w:ind w:left="360"/>
@@ -7604,7 +7438,7 @@
       <w:pPr>
         <w:numPr>
           <w:ilvl w:val="0"/>
-          <w:numId w:val="5"/>
+          <w:numId w:val="4"/>
         </w:numPr>
         <w:ind w:left="360"/>
         <w:rPr/>
@@ -7632,7 +7466,7 @@
         <w:widowControl w:val="1"/>
         <w:numPr>
           <w:ilvl w:val="0"/>
-          <w:numId w:val="5"/>
+          <w:numId w:val="4"/>
         </w:numPr>
         <w:pBdr>
           <w:top w:space="0" w:sz="0" w:val="nil"/>
@@ -8214,116 +8048,6 @@
   <w:abstractNum w:abstractNumId="3">
     <w:lvl w:ilvl="0">
       <w:start w:val="1"/>
-      <w:numFmt w:val="bullet"/>
-      <w:lvlText w:val="●"/>
-      <w:lvlJc w:val="left"/>
-      <w:pPr>
-        <w:ind w:left="720" w:hanging="360"/>
-      </w:pPr>
-      <w:rPr>
-        <w:u w:val="none"/>
-      </w:rPr>
-    </w:lvl>
-    <w:lvl w:ilvl="1">
-      <w:start w:val="1"/>
-      <w:numFmt w:val="decimal"/>
-      <w:lvlText w:val="%2."/>
-      <w:lvlJc w:val="left"/>
-      <w:pPr>
-        <w:ind w:left="1440" w:hanging="360"/>
-      </w:pPr>
-      <w:rPr>
-        <w:u w:val="none"/>
-      </w:rPr>
-    </w:lvl>
-    <w:lvl w:ilvl="2">
-      <w:start w:val="1"/>
-      <w:numFmt w:val="bullet"/>
-      <w:lvlText w:val="■"/>
-      <w:lvlJc w:val="left"/>
-      <w:pPr>
-        <w:ind w:left="2160" w:hanging="360"/>
-      </w:pPr>
-      <w:rPr>
-        <w:u w:val="none"/>
-      </w:rPr>
-    </w:lvl>
-    <w:lvl w:ilvl="3">
-      <w:start w:val="1"/>
-      <w:numFmt w:val="bullet"/>
-      <w:lvlText w:val="●"/>
-      <w:lvlJc w:val="left"/>
-      <w:pPr>
-        <w:ind w:left="2880" w:hanging="360"/>
-      </w:pPr>
-      <w:rPr>
-        <w:u w:val="none"/>
-      </w:rPr>
-    </w:lvl>
-    <w:lvl w:ilvl="4">
-      <w:start w:val="1"/>
-      <w:numFmt w:val="bullet"/>
-      <w:lvlText w:val="○"/>
-      <w:lvlJc w:val="left"/>
-      <w:pPr>
-        <w:ind w:left="3600" w:hanging="360"/>
-      </w:pPr>
-      <w:rPr>
-        <w:u w:val="none"/>
-      </w:rPr>
-    </w:lvl>
-    <w:lvl w:ilvl="5">
-      <w:start w:val="1"/>
-      <w:numFmt w:val="bullet"/>
-      <w:lvlText w:val="■"/>
-      <w:lvlJc w:val="left"/>
-      <w:pPr>
-        <w:ind w:left="4320" w:hanging="360"/>
-      </w:pPr>
-      <w:rPr>
-        <w:u w:val="none"/>
-      </w:rPr>
-    </w:lvl>
-    <w:lvl w:ilvl="6">
-      <w:start w:val="1"/>
-      <w:numFmt w:val="bullet"/>
-      <w:lvlText w:val="●"/>
-      <w:lvlJc w:val="left"/>
-      <w:pPr>
-        <w:ind w:left="5040" w:hanging="360"/>
-      </w:pPr>
-      <w:rPr>
-        <w:u w:val="none"/>
-      </w:rPr>
-    </w:lvl>
-    <w:lvl w:ilvl="7">
-      <w:start w:val="1"/>
-      <w:numFmt w:val="bullet"/>
-      <w:lvlText w:val="○"/>
-      <w:lvlJc w:val="left"/>
-      <w:pPr>
-        <w:ind w:left="5760" w:hanging="360"/>
-      </w:pPr>
-      <w:rPr>
-        <w:u w:val="none"/>
-      </w:rPr>
-    </w:lvl>
-    <w:lvl w:ilvl="8">
-      <w:start w:val="1"/>
-      <w:numFmt w:val="bullet"/>
-      <w:lvlText w:val="■"/>
-      <w:lvlJc w:val="left"/>
-      <w:pPr>
-        <w:ind w:left="6480" w:hanging="360"/>
-      </w:pPr>
-      <w:rPr>
-        <w:u w:val="none"/>
-      </w:rPr>
-    </w:lvl>
-  </w:abstractNum>
-  <w:abstractNum w:abstractNumId="4">
-    <w:lvl w:ilvl="0">
-      <w:start w:val="1"/>
       <w:numFmt w:val="decimal"/>
       <w:lvlText w:val="%1."/>
       <w:lvlJc w:val="left"/>
@@ -8431,7 +8155,7 @@
       </w:rPr>
     </w:lvl>
   </w:abstractNum>
-  <w:abstractNum w:abstractNumId="5">
+  <w:abstractNum w:abstractNumId="4">
     <w:lvl w:ilvl="0">
       <w:start w:val="1"/>
       <w:numFmt w:val="bullet"/>
@@ -8525,7 +8249,7 @@
       <w:rPr/>
     </w:lvl>
   </w:abstractNum>
-  <w:abstractNum w:abstractNumId="6">
+  <w:abstractNum w:abstractNumId="5">
     <w:lvl w:ilvl="0">
       <w:start w:val="1"/>
       <w:numFmt w:val="decimal"/>
@@ -8617,7 +8341,7 @@
       <w:rPr/>
     </w:lvl>
   </w:abstractNum>
-  <w:abstractNum w:abstractNumId="7">
+  <w:abstractNum w:abstractNumId="6">
     <w:lvl w:ilvl="0">
       <w:start w:val="1"/>
       <w:numFmt w:val="bullet"/>
@@ -8744,9 +8468,6 @@
   </w:num>
   <w:num w:numId="6">
     <w:abstractNumId w:val="6"/>
-  </w:num>
-  <w:num w:numId="7">
-    <w:abstractNumId w:val="7"/>
   </w:num>
 </w:numbering>
 </file>
